--- a/EduSupport_AI_Thuyet_minh_buoc_dau.docx
+++ b/EduSupport_AI_Thuyet_minh_buoc_dau.docx
@@ -48,7 +48,6 @@
         <w:spacing w:after="160"/>
         <w:jc w:val="center"/>
       </w:pPr>
-      <w:proofErr w:type="spellStart"/>
       <w:r>
         <w:rPr>
           <w:rFonts w:ascii="Times New Roman" w:eastAsia="Times New Roman" w:hAnsi="Times New Roman"/>
@@ -63,7 +62,6 @@
         </w:rPr>
         <w:t>Support</w:t>
       </w:r>
-      <w:proofErr w:type="spellEnd"/>
       <w:r>
         <w:rPr>
           <w:rFonts w:ascii="Times New Roman" w:eastAsia="Times New Roman" w:hAnsi="Times New Roman"/>
@@ -77,133 +75,26 @@
         <w:spacing w:after="520"/>
         <w:jc w:val="center"/>
       </w:pPr>
-      <w:proofErr w:type="spellStart"/>
       <w:r>
         <w:rPr>
           <w:b/>
           <w:sz w:val="30"/>
         </w:rPr>
-        <w:t>Trợ</w:t>
+        <w:t>Trợ lý hỗ trợ</w:t>
       </w:r>
-      <w:proofErr w:type="spellEnd"/>
       <w:r>
         <w:rPr>
           <w:b/>
           <w:sz w:val="30"/>
         </w:rPr>
-        <w:t xml:space="preserve"> </w:t>
+        <w:t xml:space="preserve"> giải đáp</w:t>
       </w:r>
-      <w:proofErr w:type="spellStart"/>
       <w:r>
         <w:rPr>
           <w:b/>
           <w:sz w:val="30"/>
         </w:rPr>
-        <w:t>lý</w:t>
-      </w:r>
-      <w:proofErr w:type="spellEnd"/>
-      <w:r>
-        <w:rPr>
-          <w:b/>
-          <w:sz w:val="30"/>
-        </w:rPr>
-        <w:t xml:space="preserve"> </w:t>
-      </w:r>
-      <w:proofErr w:type="spellStart"/>
-      <w:r>
-        <w:rPr>
-          <w:b/>
-          <w:sz w:val="30"/>
-        </w:rPr>
-        <w:t>hỗ</w:t>
-      </w:r>
-      <w:proofErr w:type="spellEnd"/>
-      <w:r>
-        <w:rPr>
-          <w:b/>
-          <w:sz w:val="30"/>
-        </w:rPr>
-        <w:t xml:space="preserve"> </w:t>
-      </w:r>
-      <w:proofErr w:type="spellStart"/>
-      <w:r>
-        <w:rPr>
-          <w:b/>
-          <w:sz w:val="30"/>
-        </w:rPr>
-        <w:t>trợ</w:t>
-      </w:r>
-      <w:proofErr w:type="spellEnd"/>
-      <w:r>
-        <w:rPr>
-          <w:b/>
-          <w:sz w:val="30"/>
-        </w:rPr>
-        <w:t xml:space="preserve"> </w:t>
-      </w:r>
-      <w:proofErr w:type="spellStart"/>
-      <w:r>
-        <w:rPr>
-          <w:b/>
-          <w:sz w:val="30"/>
-        </w:rPr>
-        <w:t>giải</w:t>
-      </w:r>
-      <w:proofErr w:type="spellEnd"/>
-      <w:r>
-        <w:rPr>
-          <w:b/>
-          <w:sz w:val="30"/>
-        </w:rPr>
-        <w:t xml:space="preserve"> </w:t>
-      </w:r>
-      <w:proofErr w:type="spellStart"/>
-      <w:r>
-        <w:rPr>
-          <w:b/>
-          <w:sz w:val="30"/>
-        </w:rPr>
-        <w:t>đáp</w:t>
-      </w:r>
-      <w:proofErr w:type="spellEnd"/>
-      <w:r>
-        <w:rPr>
-          <w:b/>
-          <w:sz w:val="30"/>
-        </w:rPr>
-        <w:t xml:space="preserve"> </w:t>
-      </w:r>
-      <w:proofErr w:type="spellStart"/>
-      <w:r>
-        <w:rPr>
-          <w:b/>
-          <w:sz w:val="30"/>
-        </w:rPr>
-        <w:t>sinh</w:t>
-      </w:r>
-      <w:proofErr w:type="spellEnd"/>
-      <w:r>
-        <w:rPr>
-          <w:b/>
-          <w:sz w:val="30"/>
-        </w:rPr>
-        <w:t xml:space="preserve"> </w:t>
-      </w:r>
-      <w:proofErr w:type="spellStart"/>
-      <w:r>
-        <w:rPr>
-          <w:b/>
-          <w:sz w:val="30"/>
-        </w:rPr>
-        <w:t>viên</w:t>
-      </w:r>
-      <w:proofErr w:type="spellEnd"/>
-      <w:r>
-        <w:rPr>
-          <w:b/>
-          <w:sz w:val="30"/>
-        </w:rPr>
-        <w:t xml:space="preserve"> </w:t>
+        <w:t xml:space="preserve"> sinh viên </w:t>
       </w:r>
     </w:p>
     <w:p>
@@ -287,21 +178,8 @@
             <w:pPr>
               <w:spacing w:after="0"/>
             </w:pPr>
-            <w:proofErr w:type="spellStart"/>
-            <w:r>
-              <w:t>Trải</w:t>
-            </w:r>
-            <w:proofErr w:type="spellEnd"/>
-            <w:r>
-              <w:t xml:space="preserve"> </w:t>
-            </w:r>
-            <w:proofErr w:type="spellStart"/>
-            <w:r>
-              <w:t>ây</w:t>
-            </w:r>
-            <w:proofErr w:type="spellEnd"/>
-            <w:r>
-              <w:t xml:space="preserve"> ai</w:t>
+            <w:r>
+              <w:t>Trải ây ai</w:t>
             </w:r>
             <w:r>
               <w:t xml:space="preserve"> </w:t>
@@ -365,19 +243,9 @@
             <w:pPr>
               <w:spacing w:after="0"/>
             </w:pPr>
-            <w:proofErr w:type="spellStart"/>
-            <w:r>
-              <w:t>Trần</w:t>
-            </w:r>
-            <w:proofErr w:type="spellEnd"/>
-            <w:r>
-              <w:t xml:space="preserve"> </w:t>
-            </w:r>
-            <w:proofErr w:type="gramStart"/>
-            <w:r>
-              <w:t>Đức  Trường</w:t>
-            </w:r>
-            <w:proofErr w:type="gramEnd"/>
+            <w:r>
+              <w:t>Trần Đức  Trường</w:t>
+            </w:r>
           </w:p>
         </w:tc>
       </w:tr>
@@ -437,32 +305,12 @@
             <w:pPr>
               <w:spacing w:after="0"/>
             </w:pPr>
-            <w:proofErr w:type="spellStart"/>
-            <w:r>
-              <w:t>Trần</w:t>
-            </w:r>
-            <w:proofErr w:type="spellEnd"/>
-            <w:r>
-              <w:t xml:space="preserve"> Đức Trường – 20233802</w:t>
+            <w:r>
+              <w:t>Trần Đức Trường – 20233802</w:t>
             </w:r>
             <w:r>
               <w:br/>
-            </w:r>
-            <w:proofErr w:type="spellStart"/>
-            <w:r>
-              <w:t>Trần</w:t>
-            </w:r>
-            <w:proofErr w:type="spellEnd"/>
-            <w:r>
-              <w:t xml:space="preserve"> Long </w:t>
-            </w:r>
-            <w:proofErr w:type="spellStart"/>
-            <w:r>
-              <w:t>Vũ</w:t>
-            </w:r>
-            <w:proofErr w:type="spellEnd"/>
-            <w:r>
-              <w:t xml:space="preserve"> - 20233780</w:t>
+              <w:t>Trần Long Vũ - 20233780</w:t>
             </w:r>
           </w:p>
         </w:tc>
@@ -523,7 +371,6 @@
             <w:pPr>
               <w:spacing w:after="0"/>
             </w:pPr>
-            <w:proofErr w:type="spellStart"/>
             <w:r>
               <w:rPr>
                 <w:rFonts w:ascii="Roboto" w:hAnsi="Roboto"/>
@@ -531,69 +378,8 @@
                 <w:sz w:val="22"/>
                 <w:shd w:val="clear" w:color="auto" w:fill="FFFFFF"/>
               </w:rPr>
-              <w:t>ThS</w:t>
-            </w:r>
-            <w:proofErr w:type="spellEnd"/>
-            <w:r>
-              <w:rPr>
-                <w:rFonts w:ascii="Roboto" w:hAnsi="Roboto"/>
-                <w:color w:val="1F1F1F"/>
-                <w:sz w:val="22"/>
-                <w:shd w:val="clear" w:color="auto" w:fill="FFFFFF"/>
-              </w:rPr>
-              <w:t xml:space="preserve">. </w:t>
-            </w:r>
-            <w:proofErr w:type="spellStart"/>
-            <w:r>
-              <w:rPr>
-                <w:rFonts w:ascii="Roboto" w:hAnsi="Roboto"/>
-                <w:color w:val="1F1F1F"/>
-                <w:sz w:val="22"/>
-                <w:shd w:val="clear" w:color="auto" w:fill="FFFFFF"/>
-              </w:rPr>
-              <w:t>Ngô</w:t>
-            </w:r>
-            <w:proofErr w:type="spellEnd"/>
-            <w:r>
-              <w:rPr>
-                <w:rFonts w:ascii="Roboto" w:hAnsi="Roboto"/>
-                <w:color w:val="1F1F1F"/>
-                <w:sz w:val="22"/>
-                <w:shd w:val="clear" w:color="auto" w:fill="FFFFFF"/>
-              </w:rPr>
-              <w:t xml:space="preserve"> </w:t>
-            </w:r>
-            <w:proofErr w:type="spellStart"/>
-            <w:r>
-              <w:rPr>
-                <w:rFonts w:ascii="Roboto" w:hAnsi="Roboto"/>
-                <w:color w:val="1F1F1F"/>
-                <w:sz w:val="22"/>
-                <w:shd w:val="clear" w:color="auto" w:fill="FFFFFF"/>
-              </w:rPr>
-              <w:t>Thùy</w:t>
-            </w:r>
-            <w:proofErr w:type="spellEnd"/>
-            <w:r>
-              <w:rPr>
-                <w:rFonts w:ascii="Roboto" w:hAnsi="Roboto"/>
-                <w:color w:val="1F1F1F"/>
-                <w:sz w:val="22"/>
-                <w:shd w:val="clear" w:color="auto" w:fill="FFFFFF"/>
-              </w:rPr>
-              <w:t xml:space="preserve"> </w:t>
-            </w:r>
-            <w:proofErr w:type="spellStart"/>
-            <w:r>
-              <w:rPr>
-                <w:rFonts w:ascii="Roboto" w:hAnsi="Roboto"/>
-                <w:color w:val="1F1F1F"/>
-                <w:sz w:val="22"/>
-                <w:shd w:val="clear" w:color="auto" w:fill="FFFFFF"/>
-              </w:rPr>
-              <w:t>Giang</w:t>
-            </w:r>
-            <w:proofErr w:type="spellEnd"/>
+              <w:t>ThS. Ngô Thùy Giang</w:t>
+            </w:r>
           </w:p>
         </w:tc>
       </w:tr>
@@ -753,7 +539,13 @@
     </w:p>
     <w:p>
       <w:r>
-        <w:t>EduFeedback AI xử lý dữ liệu phản hồi sinh viên từ biểu mẫu, email hoặc tệp tổng hợp. Hệ thống phát hiện dữ liệu trống và trùng lặp, chuẩn hóa văn bản, ẩn thông tin cá nhân, phân loại phản hồi theo nhóm nghiệp vụ và gợi ý mức độ ưu tiên. Sản phẩm hướng đến một quy trình có thể kiểm tra được từ dữ liệu thô đến dữ liệu đã làm sạch và kết quả phân loại.</w:t>
+        <w:t>Edu</w:t>
+      </w:r>
+      <w:r>
+        <w:t>Support</w:t>
+      </w:r>
+      <w:r>
+        <w:t xml:space="preserve"> AI xử lý dữ liệu phản hồi sinh viên từ biểu mẫu, email hoặc tệp tổng hợp. Hệ thống phát hiện dữ liệu trống và trùng lặp, chuẩn hóa văn bản, ẩn thông tin cá nhân, phân loại phản hồi theo nhóm nghiệp vụ và gợi ý mức độ ưu tiên. Sản phẩm hướng đến một quy trình có thể kiểm tra được từ dữ liệu thô đến dữ liệu đã làm sạch và kết quả phân loại.</w:t>
       </w:r>
     </w:p>
     <w:p>
